--- a/4.质量管理/2.运行记录类文件/HXDL-ITSS-0410 运维服务内审计划.docx
+++ b/4.质量管理/2.运行记录类文件/HXDL-ITSS-0410 运维服务内审计划.docx
@@ -271,8 +271,6 @@
               </w:rPr>
               <w:t>:</w:t>
             </w:r>
-            <w:bookmarkStart w:id="0" w:name="_GoBack"/>
-            <w:bookmarkEnd w:id="0"/>
             <w:r>
               <w:rPr>
                 <w:rFonts w:hint="eastAsia"/>
@@ -1878,26 +1876,18 @@
                 <w:sz w:val="24"/>
                 <w:szCs w:val="24"/>
               </w:rPr>
-              <w:t>《202</w:t>
-            </w:r>
-            <w:r>
-              <w:rPr>
-                <w:rFonts w:hint="eastAsia" w:ascii="仿宋" w:hAnsi="仿宋" w:eastAsia="仿宋" w:cs="仿宋"/>
+              <w:t>《</w:t>
+            </w:r>
+            <w:bookmarkStart w:id="0" w:name="_GoBack"/>
+            <w:bookmarkEnd w:id="0"/>
+            <w:r>
+              <w:rPr>
+                <w:rFonts w:ascii="仿宋" w:hAnsi="仿宋" w:eastAsia="仿宋" w:cs="仿宋"/>
                 <w:spacing w:val="-5"/>
                 <w:sz w:val="24"/>
                 <w:szCs w:val="24"/>
-                <w:lang w:val="en-US" w:eastAsia="zh-CN"/>
-              </w:rPr>
-              <w:t>5</w:t>
-            </w:r>
-            <w:r>
-              <w:rPr>
-                <w:rFonts w:ascii="仿宋" w:hAnsi="仿宋" w:eastAsia="仿宋" w:cs="仿宋"/>
-                <w:spacing w:val="-5"/>
-                <w:sz w:val="24"/>
-                <w:szCs w:val="24"/>
-              </w:rPr>
-              <w:t>年运维服务管理目标》；</w:t>
+              </w:rPr>
+              <w:t>运维服务管理目标》；</w:t>
             </w:r>
           </w:p>
           <w:p>
@@ -2988,18 +2978,7 @@
                 <w:sz w:val="24"/>
                 <w:szCs w:val="24"/>
               </w:rPr>
-              <w:t>审批人：</w:t>
-            </w:r>
-            <w:r>
-              <w:rPr>
-                <w:rFonts w:ascii="仿宋" w:hAnsi="仿宋" w:eastAsia="仿宋" w:cs="仿宋"/>
-                <w:b/>
-                <w:bCs/>
-                <w:spacing w:val="-6"/>
-                <w:sz w:val="24"/>
-                <w:szCs w:val="24"/>
-              </w:rPr>
-              <w:t>陈垒</w:t>
+              <w:t>审批人：陈垒</w:t>
             </w:r>
           </w:p>
         </w:tc>
